--- a/demo/Summer electric brief.docx
+++ b/demo/Summer electric brief.docx
@@ -74,12 +74,12 @@
     </w:p>
     <w:p>
       <w:r>
-        <w:t>2. Product. Nissan Ariya goes further than any other electric SUV, and it's quiet, so every drive feels easier.</w:t>
+        <w:t>2. Product. Nissan Ariya goes further than any other electric SUV, and it seats five, so every drive feels easier.</w:t>
       </w:r>
     </w:p>
     <w:p>
       <w:r>
-        <w:t>3. Three reasons: zero tailpipe emissions; rapid charging from 10 to 80% in about 30 minutes; flat-floor cabin with space to spare.</w:t>
+        <w:t>3. Three reasons: zero tailpipe emissions; rapid charging from 0 to 80% in as little as 35 minutes; 466 litres of boot space with the seats up.</w:t>
       </w:r>
     </w:p>
     <w:p>
